--- a/document/Voortgang-afspraken.docx
+++ b/document/Voortgang-afspraken.docx
@@ -4,8 +4,13 @@
   <w:body>
     <w:p>
       <w:r>
-        <w:t>Database naam: cnn</w:t>
-      </w:r>
+        <w:t xml:space="preserve">Database naam: </w:t>
+      </w:r>
+      <w:proofErr w:type="spellStart"/>
+      <w:r>
+        <w:t>cnn</w:t>
+      </w:r>
+      <w:proofErr w:type="spellEnd"/>
       <w:r>
         <w:br/>
         <w:t>Standaard wachtwoord:</w:t>
@@ -13,6 +18,959 @@
       <w:r>
         <w:t xml:space="preserve"> pass123</w:t>
       </w:r>
+      <w:r>
+        <w:br/>
+      </w:r>
+      <w:r>
+        <w:br/>
+      </w:r>
+      <w:r>
+        <w:br/>
+      </w:r>
+      <w:r>
+        <w:br/>
+      </w:r>
+      <w:r>
+        <w:br/>
+      </w:r>
+      <w:r>
+        <w:br/>
+      </w:r>
+      <w:r>
+        <w:br/>
+      </w:r>
+      <w:r>
+        <w:br/>
+      </w:r>
+      <w:r>
+        <w:br/>
+      </w:r>
+      <w:r>
+        <w:br/>
+      </w:r>
+      <w:r>
+        <w:br/>
+      </w:r>
+      <w:r>
+        <w:br/>
+      </w:r>
+      <w:r>
+        <w:br/>
+      </w:r>
+      <w:r>
+        <w:br/>
+      </w:r>
+      <w:r>
+        <w:br/>
+      </w:r>
+      <w:r>
+        <w:br/>
+      </w:r>
+      <w:r>
+        <w:br/>
+      </w:r>
+      <w:r>
+        <w:br/>
+      </w:r>
+      <w:r>
+        <w:br/>
+      </w:r>
+      <w:r>
+        <w:br/>
+      </w:r>
+      <w:r>
+        <w:br/>
+      </w:r>
+      <w:r>
+        <w:br/>
+      </w:r>
+      <w:r>
+        <w:br/>
+      </w:r>
+      <w:r>
+        <w:br/>
+      </w:r>
+      <w:r>
+        <w:br/>
+      </w:r>
+      <w:r>
+        <w:br/>
+      </w:r>
+      <w:r>
+        <w:br/>
+      </w:r>
+      <w:r>
+        <w:br/>
+      </w:r>
+      <w:r>
+        <w:br/>
+      </w:r>
+      <w:r>
+        <w:br/>
+      </w:r>
+      <w:r>
+        <w:br/>
+      </w:r>
+      <w:r>
+        <w:br/>
+      </w:r>
+      <w:r>
+        <w:br/>
+      </w:r>
+      <w:r>
+        <w:br/>
+      </w:r>
+      <w:r>
+        <w:br/>
+      </w:r>
+      <w:r>
+        <w:br/>
+      </w:r>
+      <w:r>
+        <w:br/>
+      </w:r>
+      <w:r>
+        <w:br/>
+      </w:r>
+      <w:r>
+        <w:br/>
+      </w:r>
+      <w:r>
+        <w:lastRenderedPageBreak/>
+        <w:br/>
+      </w:r>
+      <w:r>
+        <w:rPr>
+          <w:b/>
+          <w:bCs/>
+        </w:rPr>
+        <w:t>Beschrijving van het project:</w:t>
+      </w:r>
+    </w:p>
+    <w:p>
+      <w:r>
+        <w:t>Je ontwikkelt een verbeterde versie van een bestaande website, waarbij gebruikersrechten en privacy centraal staan.</w:t>
+      </w:r>
+    </w:p>
+    <w:p>
+      <w:pPr>
+        <w:numPr>
+          <w:ilvl w:val="0"/>
+          <w:numId w:val="1"/>
+        </w:numPr>
+      </w:pPr>
+      <w:r>
+        <w:t>Er komen drie verschillende rollen op de website: </w:t>
+      </w:r>
+      <w:r>
+        <w:rPr>
+          <w:b/>
+          <w:bCs/>
+        </w:rPr>
+        <w:t>Bezoeker</w:t>
+      </w:r>
+      <w:r>
+        <w:t>, </w:t>
+      </w:r>
+      <w:r>
+        <w:rPr>
+          <w:b/>
+          <w:bCs/>
+        </w:rPr>
+        <w:t>Klant</w:t>
+      </w:r>
+      <w:r>
+        <w:t> en </w:t>
+      </w:r>
+      <w:r>
+        <w:rPr>
+          <w:b/>
+          <w:bCs/>
+        </w:rPr>
+        <w:t>Beheerder</w:t>
+      </w:r>
+      <w:r>
+        <w:t>.</w:t>
+      </w:r>
+    </w:p>
+    <w:p>
+      <w:pPr>
+        <w:numPr>
+          <w:ilvl w:val="0"/>
+          <w:numId w:val="1"/>
+        </w:numPr>
+      </w:pPr>
+      <w:r>
+        <w:t> Elke rol krijgt een eigen menu met toegankelijke functionaliteiten, afhankelijk van het rechtenniveau.</w:t>
+      </w:r>
+    </w:p>
+    <w:p>
+      <w:r>
+        <w:rPr>
+          <w:b/>
+          <w:bCs/>
+        </w:rPr>
+        <w:t>Waarom zijn er verschillende rollen nodig op de website?</w:t>
+      </w:r>
+    </w:p>
+    <w:p>
+      <w:r>
+        <w:t>Het hanteren van </w:t>
+      </w:r>
+      <w:r>
+        <w:rPr>
+          <w:b/>
+          <w:bCs/>
+        </w:rPr>
+        <w:t>verschillende rollen</w:t>
+      </w:r>
+      <w:r>
+        <w:t> op een website is belangrijk om:</w:t>
+      </w:r>
+    </w:p>
+    <w:p>
+      <w:pPr>
+        <w:numPr>
+          <w:ilvl w:val="0"/>
+          <w:numId w:val="2"/>
+        </w:numPr>
+      </w:pPr>
+      <w:r>
+        <w:rPr>
+          <w:b/>
+          <w:bCs/>
+        </w:rPr>
+        <w:t>Toegangscontrole</w:t>
+      </w:r>
+      <w:r>
+        <w:t> </w:t>
+      </w:r>
+      <w:r>
+        <w:rPr>
+          <w:b/>
+          <w:bCs/>
+        </w:rPr>
+        <w:t>te regelen</w:t>
+      </w:r>
+      <w:r>
+        <w:t> – niet iedereen mag of hoeft alles te zien of doen.</w:t>
+      </w:r>
+    </w:p>
+    <w:p>
+      <w:pPr>
+        <w:numPr>
+          <w:ilvl w:val="0"/>
+          <w:numId w:val="2"/>
+        </w:numPr>
+      </w:pPr>
+      <w:r>
+        <w:rPr>
+          <w:b/>
+          <w:bCs/>
+        </w:rPr>
+        <w:t>Beveiliging en privacy</w:t>
+      </w:r>
+      <w:r>
+        <w:t> </w:t>
+      </w:r>
+      <w:r>
+        <w:rPr>
+          <w:b/>
+          <w:bCs/>
+        </w:rPr>
+        <w:t>te verbeteren</w:t>
+      </w:r>
+      <w:r>
+        <w:t> – gevoelige gegevens worden alleen getoond aan geautoriseerde gebruikers.</w:t>
+      </w:r>
+    </w:p>
+    <w:p>
+      <w:pPr>
+        <w:numPr>
+          <w:ilvl w:val="0"/>
+          <w:numId w:val="2"/>
+        </w:numPr>
+      </w:pPr>
+      <w:r>
+        <w:rPr>
+          <w:b/>
+          <w:bCs/>
+        </w:rPr>
+        <w:t>Gebruiksvriendelijkheid</w:t>
+      </w:r>
+      <w:r>
+        <w:t> </w:t>
+      </w:r>
+      <w:r>
+        <w:rPr>
+          <w:b/>
+          <w:bCs/>
+        </w:rPr>
+        <w:t>te vergroten</w:t>
+      </w:r>
+      <w:r>
+        <w:t> – gebruikers zien alleen wat voor hen relevant is.</w:t>
+      </w:r>
+    </w:p>
+    <w:p>
+      <w:r>
+        <w:rPr>
+          <w:b/>
+          <w:bCs/>
+        </w:rPr>
+        <w:t>Wat kan een bezoeker?</w:t>
+      </w:r>
+    </w:p>
+    <w:p>
+      <w:pPr>
+        <w:numPr>
+          <w:ilvl w:val="0"/>
+          <w:numId w:val="3"/>
+        </w:numPr>
+      </w:pPr>
+      <w:r>
+        <w:t>De statische pagina's van de website bezoeken (overzicht medewerkers, bedrijfsgeschiedenis en dergelijke)</w:t>
+      </w:r>
+    </w:p>
+    <w:p>
+      <w:pPr>
+        <w:numPr>
+          <w:ilvl w:val="0"/>
+          <w:numId w:val="3"/>
+        </w:numPr>
+      </w:pPr>
+      <w:r>
+        <w:t xml:space="preserve">De overzichten voor algemeen gebruik kunnen </w:t>
+      </w:r>
+      <w:proofErr w:type="gramStart"/>
+      <w:r>
+        <w:t>opvragen /</w:t>
+      </w:r>
+      <w:proofErr w:type="gramEnd"/>
+      <w:r>
+        <w:t xml:space="preserve"> bekijken (bijvoorbeeld alle actieve producten)</w:t>
+      </w:r>
+    </w:p>
+    <w:p>
+      <w:pPr>
+        <w:numPr>
+          <w:ilvl w:val="0"/>
+          <w:numId w:val="3"/>
+        </w:numPr>
+      </w:pPr>
+      <w:r>
+        <w:t>Zichzelf registreren als Klant </w:t>
+      </w:r>
+    </w:p>
+    <w:p>
+      <w:pPr>
+        <w:numPr>
+          <w:ilvl w:val="0"/>
+          <w:numId w:val="3"/>
+        </w:numPr>
+      </w:pPr>
+      <w:r>
+        <w:t>Inloggen als Klant of als Beheerder LET OP: aparte inlog programma's (mits er al een account aanwezig is)</w:t>
+      </w:r>
+    </w:p>
+    <w:p>
+      <w:r>
+        <w:rPr>
+          <w:b/>
+          <w:bCs/>
+        </w:rPr>
+        <w:t>Wat kan een klant?</w:t>
+      </w:r>
+    </w:p>
+    <w:p>
+      <w:pPr>
+        <w:numPr>
+          <w:ilvl w:val="0"/>
+          <w:numId w:val="4"/>
+        </w:numPr>
+      </w:pPr>
+      <w:r>
+        <w:t>Ook de statische pagina's van de website bezoeken (overzicht medewerkers, bedrijfsgeschiedenis en dergelijke)</w:t>
+      </w:r>
+    </w:p>
+    <w:p>
+      <w:pPr>
+        <w:numPr>
+          <w:ilvl w:val="0"/>
+          <w:numId w:val="4"/>
+        </w:numPr>
+      </w:pPr>
+      <w:r>
+        <w:t xml:space="preserve">De overzichten voor algemeen gebruik kunnen </w:t>
+      </w:r>
+      <w:proofErr w:type="gramStart"/>
+      <w:r>
+        <w:t>opvragen /</w:t>
+      </w:r>
+      <w:proofErr w:type="gramEnd"/>
+      <w:r>
+        <w:t xml:space="preserve"> bekijken (bijvoorbeeld alle actieve producten)</w:t>
+      </w:r>
+    </w:p>
+    <w:p>
+      <w:pPr>
+        <w:numPr>
+          <w:ilvl w:val="0"/>
+          <w:numId w:val="4"/>
+        </w:numPr>
+      </w:pPr>
+      <w:r>
+        <w:t>De eigen bestelgeschiedenis opvragen </w:t>
+      </w:r>
+    </w:p>
+    <w:p>
+      <w:pPr>
+        <w:numPr>
+          <w:ilvl w:val="0"/>
+          <w:numId w:val="4"/>
+        </w:numPr>
+      </w:pPr>
+      <w:r>
+        <w:t>Een nieuwe bestelling plaatsen (voor zichzelf)</w:t>
+      </w:r>
+    </w:p>
+    <w:p>
+      <w:pPr>
+        <w:numPr>
+          <w:ilvl w:val="0"/>
+          <w:numId w:val="4"/>
+        </w:numPr>
+      </w:pPr>
+      <w:r>
+        <w:t>De eigen adresgegevens en dergelijke wijzigen (maar NIET de inloggegevens)</w:t>
+      </w:r>
+    </w:p>
+    <w:p>
+      <w:pPr>
+        <w:numPr>
+          <w:ilvl w:val="0"/>
+          <w:numId w:val="4"/>
+        </w:numPr>
+      </w:pPr>
+      <w:r>
+        <w:t>Het eigen wachtwoord wijzigen </w:t>
+      </w:r>
+    </w:p>
+    <w:p>
+      <w:pPr>
+        <w:numPr>
+          <w:ilvl w:val="0"/>
+          <w:numId w:val="4"/>
+        </w:numPr>
+      </w:pPr>
+      <w:r>
+        <w:lastRenderedPageBreak/>
+        <w:t>Uitloggen </w:t>
+      </w:r>
+    </w:p>
+    <w:p>
+      <w:r>
+        <w:rPr>
+          <w:b/>
+          <w:bCs/>
+        </w:rPr>
+        <w:t>Wat kan een beheerder?</w:t>
+      </w:r>
+    </w:p>
+    <w:p>
+      <w:pPr>
+        <w:numPr>
+          <w:ilvl w:val="0"/>
+          <w:numId w:val="5"/>
+        </w:numPr>
+      </w:pPr>
+      <w:r>
+        <w:t>Ook de statische pagina's van de website bezoeken (overzicht medewerkers, bedrijfsgeschiedenis en dergelijke)</w:t>
+      </w:r>
+    </w:p>
+    <w:p>
+      <w:pPr>
+        <w:numPr>
+          <w:ilvl w:val="0"/>
+          <w:numId w:val="5"/>
+        </w:numPr>
+      </w:pPr>
+      <w:r>
+        <w:t xml:space="preserve">Ook de overzichten voor algemeen gebruik kunnen </w:t>
+      </w:r>
+      <w:proofErr w:type="gramStart"/>
+      <w:r>
+        <w:t>opvragen /</w:t>
+      </w:r>
+      <w:proofErr w:type="gramEnd"/>
+      <w:r>
+        <w:t xml:space="preserve"> bekijken (bijvoorbeeld alle actieve producten)</w:t>
+      </w:r>
+    </w:p>
+    <w:p>
+      <w:pPr>
+        <w:numPr>
+          <w:ilvl w:val="0"/>
+          <w:numId w:val="5"/>
+        </w:numPr>
+      </w:pPr>
+      <w:r>
+        <w:t xml:space="preserve">Beheerrechten toekennen aan andere </w:t>
+      </w:r>
+      <w:proofErr w:type="spellStart"/>
+      <w:proofErr w:type="gramStart"/>
+      <w:r>
+        <w:t>geregistreerden</w:t>
+      </w:r>
+      <w:proofErr w:type="spellEnd"/>
+      <w:r>
+        <w:t xml:space="preserve"> /</w:t>
+      </w:r>
+      <w:proofErr w:type="gramEnd"/>
+      <w:r>
+        <w:t xml:space="preserve"> nieuwe beheerders toevoegen</w:t>
+      </w:r>
+    </w:p>
+    <w:p>
+      <w:pPr>
+        <w:numPr>
+          <w:ilvl w:val="0"/>
+          <w:numId w:val="5"/>
+        </w:numPr>
+      </w:pPr>
+      <w:r>
+        <w:t>Beheerrechten van ANDERE beheerders verwijderen </w:t>
+      </w:r>
+    </w:p>
+    <w:p>
+      <w:pPr>
+        <w:numPr>
+          <w:ilvl w:val="0"/>
+          <w:numId w:val="5"/>
+        </w:numPr>
+      </w:pPr>
+      <w:r>
+        <w:t>Producten toevoegen</w:t>
+      </w:r>
+    </w:p>
+    <w:p>
+      <w:pPr>
+        <w:numPr>
+          <w:ilvl w:val="0"/>
+          <w:numId w:val="5"/>
+        </w:numPr>
+      </w:pPr>
+      <w:r>
+        <w:t>Producten wijzigen </w:t>
+      </w:r>
+    </w:p>
+    <w:p>
+      <w:pPr>
+        <w:numPr>
+          <w:ilvl w:val="0"/>
+          <w:numId w:val="5"/>
+        </w:numPr>
+      </w:pPr>
+      <w:r>
+        <w:t>Producten verwijderen (als er geen bestellingen voor zijn)</w:t>
+      </w:r>
+    </w:p>
+    <w:p>
+      <w:pPr>
+        <w:numPr>
+          <w:ilvl w:val="0"/>
+          <w:numId w:val="5"/>
+        </w:numPr>
+      </w:pPr>
+      <w:r>
+        <w:t>Producten op inactief zetten (zodat ze niet meer besteld kunnen worden)</w:t>
+      </w:r>
+    </w:p>
+    <w:p>
+      <w:pPr>
+        <w:numPr>
+          <w:ilvl w:val="0"/>
+          <w:numId w:val="5"/>
+        </w:numPr>
+      </w:pPr>
+      <w:r>
+        <w:t>Een overzicht opvragen van alle inactieve producten</w:t>
+      </w:r>
+    </w:p>
+    <w:p>
+      <w:pPr>
+        <w:numPr>
+          <w:ilvl w:val="0"/>
+          <w:numId w:val="5"/>
+        </w:numPr>
+      </w:pPr>
+      <w:r>
+        <w:t>Leveranciers toevoegen </w:t>
+      </w:r>
+    </w:p>
+    <w:p>
+      <w:pPr>
+        <w:numPr>
+          <w:ilvl w:val="0"/>
+          <w:numId w:val="5"/>
+        </w:numPr>
+      </w:pPr>
+      <w:r>
+        <w:t>Leveranciers wijzigen </w:t>
+      </w:r>
+    </w:p>
+    <w:p>
+      <w:pPr>
+        <w:numPr>
+          <w:ilvl w:val="0"/>
+          <w:numId w:val="5"/>
+        </w:numPr>
+      </w:pPr>
+      <w:r>
+        <w:t>Leveranciers verwijderen (mits er geen actieve producten voor zijn)</w:t>
+      </w:r>
+    </w:p>
+    <w:p>
+      <w:pPr>
+        <w:numPr>
+          <w:ilvl w:val="0"/>
+          <w:numId w:val="5"/>
+        </w:numPr>
+      </w:pPr>
+      <w:r>
+        <w:t>Landen toevoegen </w:t>
+      </w:r>
+    </w:p>
+    <w:p>
+      <w:pPr>
+        <w:numPr>
+          <w:ilvl w:val="0"/>
+          <w:numId w:val="5"/>
+        </w:numPr>
+      </w:pPr>
+      <w:r>
+        <w:t>Landen wijzigen (Naam of code van een land aanpassen)</w:t>
+      </w:r>
+    </w:p>
+    <w:p>
+      <w:pPr>
+        <w:numPr>
+          <w:ilvl w:val="0"/>
+          <w:numId w:val="5"/>
+        </w:numPr>
+      </w:pPr>
+      <w:r>
+        <w:t>Landen verwijderen (mits er geen leveranciers aan gekoppeld zijn)</w:t>
+      </w:r>
+    </w:p>
+    <w:p>
+      <w:pPr>
+        <w:numPr>
+          <w:ilvl w:val="0"/>
+          <w:numId w:val="5"/>
+        </w:numPr>
+      </w:pPr>
+      <w:r>
+        <w:t>Categorieën toevoegen</w:t>
+      </w:r>
+    </w:p>
+    <w:p>
+      <w:pPr>
+        <w:numPr>
+          <w:ilvl w:val="0"/>
+          <w:numId w:val="5"/>
+        </w:numPr>
+      </w:pPr>
+      <w:r>
+        <w:t>Categorieën wijzigen </w:t>
+      </w:r>
+    </w:p>
+    <w:p>
+      <w:pPr>
+        <w:numPr>
+          <w:ilvl w:val="0"/>
+          <w:numId w:val="5"/>
+        </w:numPr>
+      </w:pPr>
+      <w:r>
+        <w:t>Categorieën verwijderen (mits er geen actieve producten aan gekoppeld zijn)</w:t>
+      </w:r>
+    </w:p>
+    <w:p>
+      <w:pPr>
+        <w:numPr>
+          <w:ilvl w:val="0"/>
+          <w:numId w:val="5"/>
+        </w:numPr>
+      </w:pPr>
+      <w:r>
+        <w:t>Een overzicht van alle klanten opvragen </w:t>
+      </w:r>
+    </w:p>
+    <w:p>
+      <w:pPr>
+        <w:numPr>
+          <w:ilvl w:val="0"/>
+          <w:numId w:val="5"/>
+        </w:numPr>
+      </w:pPr>
+      <w:r>
+        <w:t>Een overzicht van alle beheerders opvragen </w:t>
+      </w:r>
+    </w:p>
+    <w:p>
+      <w:pPr>
+        <w:numPr>
+          <w:ilvl w:val="0"/>
+          <w:numId w:val="5"/>
+        </w:numPr>
+      </w:pPr>
+      <w:r>
+        <w:t>Bestellingen (die nog niet geleverd zijn) wijzigen </w:t>
+      </w:r>
+    </w:p>
+    <w:p>
+      <w:pPr>
+        <w:numPr>
+          <w:ilvl w:val="0"/>
+          <w:numId w:val="5"/>
+        </w:numPr>
+      </w:pPr>
+      <w:r>
+        <w:t>Bestellingen (die nog niet geleverd zijn) verwijderen </w:t>
+      </w:r>
+    </w:p>
+    <w:p>
+      <w:pPr>
+        <w:numPr>
+          <w:ilvl w:val="0"/>
+          <w:numId w:val="5"/>
+        </w:numPr>
+      </w:pPr>
+      <w:r>
+        <w:t>Klanten verwijderen die geen actieve bestellingen hebben</w:t>
+      </w:r>
+    </w:p>
+    <w:p>
+      <w:pPr>
+        <w:numPr>
+          <w:ilvl w:val="0"/>
+          <w:numId w:val="5"/>
+        </w:numPr>
+      </w:pPr>
+      <w:r>
+        <w:t>Uitloggen </w:t>
+      </w:r>
+    </w:p>
+    <w:p>
+      <w:r>
+        <w:rPr>
+          <w:b/>
+          <w:bCs/>
+        </w:rPr>
+        <w:lastRenderedPageBreak/>
+        <w:t xml:space="preserve">Wat zijn er verder aan overzichten (zelf indelen naar </w:t>
+      </w:r>
+      <w:proofErr w:type="gramStart"/>
+      <w:r>
+        <w:rPr>
+          <w:b/>
+          <w:bCs/>
+        </w:rPr>
+        <w:t>bezoeker /</w:t>
+      </w:r>
+      <w:proofErr w:type="gramEnd"/>
+      <w:r>
+        <w:rPr>
+          <w:b/>
+          <w:bCs/>
+        </w:rPr>
+        <w:t xml:space="preserve"> </w:t>
+      </w:r>
+      <w:proofErr w:type="gramStart"/>
+      <w:r>
+        <w:rPr>
+          <w:b/>
+          <w:bCs/>
+        </w:rPr>
+        <w:t>klant /</w:t>
+      </w:r>
+      <w:proofErr w:type="gramEnd"/>
+      <w:r>
+        <w:rPr>
+          <w:b/>
+          <w:bCs/>
+        </w:rPr>
+        <w:t xml:space="preserve"> beheerder</w:t>
+      </w:r>
+      <w:proofErr w:type="gramStart"/>
+      <w:r>
+        <w:rPr>
+          <w:b/>
+          <w:bCs/>
+        </w:rPr>
+        <w:t>) ?</w:t>
+      </w:r>
+      <w:proofErr w:type="gramEnd"/>
+    </w:p>
+    <w:p>
+      <w:pPr>
+        <w:numPr>
+          <w:ilvl w:val="0"/>
+          <w:numId w:val="6"/>
+        </w:numPr>
+      </w:pPr>
+      <w:r>
+        <w:t>Overzicht van alle categorieën </w:t>
+      </w:r>
+    </w:p>
+    <w:p>
+      <w:pPr>
+        <w:numPr>
+          <w:ilvl w:val="0"/>
+          <w:numId w:val="6"/>
+        </w:numPr>
+      </w:pPr>
+      <w:r>
+        <w:t>Overzicht van alle bestellingen</w:t>
+      </w:r>
+    </w:p>
+    <w:p>
+      <w:pPr>
+        <w:numPr>
+          <w:ilvl w:val="0"/>
+          <w:numId w:val="6"/>
+        </w:numPr>
+      </w:pPr>
+      <w:r>
+        <w:t>Overzicht van alle leveranciers</w:t>
+      </w:r>
+    </w:p>
+    <w:p>
+      <w:pPr>
+        <w:numPr>
+          <w:ilvl w:val="0"/>
+          <w:numId w:val="6"/>
+        </w:numPr>
+      </w:pPr>
+      <w:r>
+        <w:t>Overzicht van alle producten INCLUSIEF alle bestellingen per product </w:t>
+      </w:r>
+    </w:p>
+    <w:p>
+      <w:pPr>
+        <w:numPr>
+          <w:ilvl w:val="0"/>
+          <w:numId w:val="6"/>
+        </w:numPr>
+      </w:pPr>
+      <w:r>
+        <w:t>Overzicht van alle leveranciers INCLUSIEF alle producten per leverancier</w:t>
+      </w:r>
+    </w:p>
+    <w:p>
+      <w:pPr>
+        <w:numPr>
+          <w:ilvl w:val="0"/>
+          <w:numId w:val="6"/>
+        </w:numPr>
+      </w:pPr>
+      <w:r>
+        <w:t>Overzicht van alle landen </w:t>
+      </w:r>
+    </w:p>
+    <w:p>
+      <w:pPr>
+        <w:numPr>
+          <w:ilvl w:val="0"/>
+          <w:numId w:val="6"/>
+        </w:numPr>
+      </w:pPr>
+      <w:r>
+        <w:t>Overzicht van alle leveranciers INCLUSIEF de gemiddelde prijs van alle producten van die leverancier </w:t>
+      </w:r>
+    </w:p>
+    <w:p>
+      <w:pPr>
+        <w:numPr>
+          <w:ilvl w:val="0"/>
+          <w:numId w:val="6"/>
+        </w:numPr>
+      </w:pPr>
+      <w:r>
+        <w:t>Overzicht van alle categorieën INCLUSIEF de gemiddelde prijs van alle producten in die categorie </w:t>
+      </w:r>
+    </w:p>
+    <w:p>
+      <w:pPr>
+        <w:numPr>
+          <w:ilvl w:val="0"/>
+          <w:numId w:val="6"/>
+        </w:numPr>
+      </w:pPr>
+      <w:r>
+        <w:t>Overzicht van alle bestellingen INCLUSIEF de totale prijs van die bestelling (optellen van alle bestelregels en per bestelregel AANTAL * PRIJS)</w:t>
+      </w:r>
+    </w:p>
+    <w:p>
+      <w:pPr>
+        <w:numPr>
+          <w:ilvl w:val="0"/>
+          <w:numId w:val="6"/>
+        </w:numPr>
+      </w:pPr>
+      <w:r>
+        <w:t>Overzicht van alle categorieën INCLUSIEF alle producten per categorie </w:t>
+      </w:r>
+    </w:p>
+    <w:p>
+      <w:pPr>
+        <w:numPr>
+          <w:ilvl w:val="0"/>
+          <w:numId w:val="6"/>
+        </w:numPr>
+      </w:pPr>
+      <w:r>
+        <w:t>Overzicht van alle klanten INCLUSIEF het aantal bestellingen dat die klant heeft geplaatst</w:t>
+      </w:r>
+    </w:p>
+    <w:p>
+      <w:r>
+        <w:rPr>
+          <w:b/>
+          <w:bCs/>
+        </w:rPr>
+        <w:t>Let op het volgende:</w:t>
+      </w:r>
+    </w:p>
+    <w:p>
+      <w:pPr>
+        <w:numPr>
+          <w:ilvl w:val="0"/>
+          <w:numId w:val="7"/>
+        </w:numPr>
+      </w:pPr>
+      <w:r>
+        <w:t>De menu's van Klant en Beheerder mogen alleen zichtbaar zijn als er echt iemand met die rol is ingelogd (en er mag maar één menu tegelijk zichtbaar zijn).</w:t>
+      </w:r>
+    </w:p>
+    <w:p>
+      <w:pPr>
+        <w:numPr>
+          <w:ilvl w:val="0"/>
+          <w:numId w:val="7"/>
+        </w:numPr>
+      </w:pPr>
+      <w:r>
+        <w:t>Inlogfunctie en registratie functie zijn NIET zichtbaar voor Klant en/of Beheerder.</w:t>
+      </w:r>
+    </w:p>
+    <w:p>
+      <w:pPr>
+        <w:rPr>
+          <w:lang w:val="ru-RU"/>
+        </w:rPr>
+      </w:pPr>
     </w:p>
     <w:sectPr>
       <w:pgSz w:w="11906" w:h="16838"/>
@@ -22,6 +980,1075 @@
     </w:sectPr>
   </w:body>
 </w:document>
+</file>
+
+<file path=word/numbering.xml><?xml version="1.0" encoding="utf-8"?>
+<w:numbering xmlns:wpc="http://schemas.microsoft.com/office/word/2010/wordprocessingCanvas" xmlns:cx="http://schemas.microsoft.com/office/drawing/2014/chartex" xmlns:cx1="http://schemas.microsoft.com/office/drawing/2015/9/8/chartex" xmlns:cx2="http://schemas.microsoft.com/office/drawing/2015/10/21/chartex" xmlns:cx3="http://schemas.microsoft.com/office/drawing/2016/5/9/chartex" xmlns:cx4="http://schemas.microsoft.com/office/drawing/2016/5/10/chartex" xmlns:cx5="http://schemas.microsoft.com/office/drawing/2016/5/11/chartex" xmlns:cx6="http://schemas.microsoft.com/office/drawing/2016/5/12/chartex" xmlns:cx7="http://schemas.microsoft.com/office/drawing/2016/5/13/chartex" xmlns:cx8="http://schemas.microsoft.com/office/drawing/2016/5/14/chartex" xmlns:mc="http://schemas.openxmlformats.org/markup-compatibility/2006" xmlns:aink="http://schemas.microsoft.com/office/drawing/2016/ink" xmlns:am3d="http://schemas.microsoft.com/office/drawing/2017/model3d" xmlns:o="urn:schemas-microsoft-com:office:office" xmlns:oel="http://schemas.microsoft.com/office/2019/extlst" xmlns:r="http://schemas.openxmlformats.org/officeDocument/2006/relationships" xmlns:m="http://schemas.openxmlformats.org/officeDocument/2006/math" xmlns:v="urn:schemas-microsoft-com:vml" xmlns:wp14="http://schemas.microsoft.com/office/word/2010/wordprocessingDrawing" xmlns:wp="http://schemas.openxmlformats.org/drawingml/2006/wordprocessingDrawing" xmlns:w10="urn:schemas-microsoft-com:office:word" xmlns:w="http://schemas.openxmlformats.org/wordprocessingml/2006/main" xmlns:w14="http://schemas.microsoft.com/office/word/2010/wordml" xmlns:w15="http://schemas.microsoft.com/office/word/2012/wordml" xmlns:w16cex="http://schemas.microsoft.com/office/word/2018/wordml/cex" xmlns:w16cid="http://schemas.microsoft.com/office/word/2016/wordml/cid" xmlns:w16="http://schemas.microsoft.com/office/word/2018/wordml" xmlns:w16du="http://schemas.microsoft.com/office/word/2023/wordml/word16du" xmlns:w16sdtdh="http://schemas.microsoft.com/office/word/2020/wordml/sdtdatahash" xmlns:w16sdtfl="http://schemas.microsoft.com/office/word/2024/wordml/sdtformatlock" xmlns:w16se="http://schemas.microsoft.com/office/word/2015/wordml/symex" xmlns:wpg="http://schemas.microsoft.com/office/word/2010/wordprocessingGroup" xmlns:wpi="http://schemas.microsoft.com/office/word/2010/wordprocessingInk" xmlns:wne="http://schemas.microsoft.com/office/word/2006/wordml" xmlns:wps="http://schemas.microsoft.com/office/word/2010/wordprocessingShape" mc:Ignorable="w14 w15 w16se w16cid w16 w16cex w16sdtdh w16sdtfl w16du wp14">
+  <w:abstractNum w:abstractNumId="0" w15:restartNumberingAfterBreak="0">
+    <w:nsid w:val="13E03772"/>
+    <w:multiLevelType w:val="multilevel"/>
+    <w:tmpl w:val="8E80443E"/>
+    <w:lvl w:ilvl="0">
+      <w:start w:val="1"/>
+      <w:numFmt w:val="bullet"/>
+      <w:lvlText w:val=""/>
+      <w:lvlJc w:val="left"/>
+      <w:pPr>
+        <w:tabs>
+          <w:tab w:val="num" w:pos="720"/>
+        </w:tabs>
+        <w:ind w:left="720" w:hanging="360"/>
+      </w:pPr>
+      <w:rPr>
+        <w:rFonts w:ascii="Symbol" w:hAnsi="Symbol" w:hint="default"/>
+        <w:sz w:val="20"/>
+      </w:rPr>
+    </w:lvl>
+    <w:lvl w:ilvl="1" w:tentative="1">
+      <w:start w:val="1"/>
+      <w:numFmt w:val="bullet"/>
+      <w:lvlText w:val="o"/>
+      <w:lvlJc w:val="left"/>
+      <w:pPr>
+        <w:tabs>
+          <w:tab w:val="num" w:pos="1440"/>
+        </w:tabs>
+        <w:ind w:left="1440" w:hanging="360"/>
+      </w:pPr>
+      <w:rPr>
+        <w:rFonts w:ascii="Courier New" w:hAnsi="Courier New" w:hint="default"/>
+        <w:sz w:val="20"/>
+      </w:rPr>
+    </w:lvl>
+    <w:lvl w:ilvl="2" w:tentative="1">
+      <w:start w:val="1"/>
+      <w:numFmt w:val="bullet"/>
+      <w:lvlText w:val=""/>
+      <w:lvlJc w:val="left"/>
+      <w:pPr>
+        <w:tabs>
+          <w:tab w:val="num" w:pos="2160"/>
+        </w:tabs>
+        <w:ind w:left="2160" w:hanging="360"/>
+      </w:pPr>
+      <w:rPr>
+        <w:rFonts w:ascii="Wingdings" w:hAnsi="Wingdings" w:hint="default"/>
+        <w:sz w:val="20"/>
+      </w:rPr>
+    </w:lvl>
+    <w:lvl w:ilvl="3" w:tentative="1">
+      <w:start w:val="1"/>
+      <w:numFmt w:val="bullet"/>
+      <w:lvlText w:val=""/>
+      <w:lvlJc w:val="left"/>
+      <w:pPr>
+        <w:tabs>
+          <w:tab w:val="num" w:pos="2880"/>
+        </w:tabs>
+        <w:ind w:left="2880" w:hanging="360"/>
+      </w:pPr>
+      <w:rPr>
+        <w:rFonts w:ascii="Wingdings" w:hAnsi="Wingdings" w:hint="default"/>
+        <w:sz w:val="20"/>
+      </w:rPr>
+    </w:lvl>
+    <w:lvl w:ilvl="4" w:tentative="1">
+      <w:start w:val="1"/>
+      <w:numFmt w:val="bullet"/>
+      <w:lvlText w:val=""/>
+      <w:lvlJc w:val="left"/>
+      <w:pPr>
+        <w:tabs>
+          <w:tab w:val="num" w:pos="3600"/>
+        </w:tabs>
+        <w:ind w:left="3600" w:hanging="360"/>
+      </w:pPr>
+      <w:rPr>
+        <w:rFonts w:ascii="Wingdings" w:hAnsi="Wingdings" w:hint="default"/>
+        <w:sz w:val="20"/>
+      </w:rPr>
+    </w:lvl>
+    <w:lvl w:ilvl="5" w:tentative="1">
+      <w:start w:val="1"/>
+      <w:numFmt w:val="bullet"/>
+      <w:lvlText w:val=""/>
+      <w:lvlJc w:val="left"/>
+      <w:pPr>
+        <w:tabs>
+          <w:tab w:val="num" w:pos="4320"/>
+        </w:tabs>
+        <w:ind w:left="4320" w:hanging="360"/>
+      </w:pPr>
+      <w:rPr>
+        <w:rFonts w:ascii="Wingdings" w:hAnsi="Wingdings" w:hint="default"/>
+        <w:sz w:val="20"/>
+      </w:rPr>
+    </w:lvl>
+    <w:lvl w:ilvl="6" w:tentative="1">
+      <w:start w:val="1"/>
+      <w:numFmt w:val="bullet"/>
+      <w:lvlText w:val=""/>
+      <w:lvlJc w:val="left"/>
+      <w:pPr>
+        <w:tabs>
+          <w:tab w:val="num" w:pos="5040"/>
+        </w:tabs>
+        <w:ind w:left="5040" w:hanging="360"/>
+      </w:pPr>
+      <w:rPr>
+        <w:rFonts w:ascii="Wingdings" w:hAnsi="Wingdings" w:hint="default"/>
+        <w:sz w:val="20"/>
+      </w:rPr>
+    </w:lvl>
+    <w:lvl w:ilvl="7" w:tentative="1">
+      <w:start w:val="1"/>
+      <w:numFmt w:val="bullet"/>
+      <w:lvlText w:val=""/>
+      <w:lvlJc w:val="left"/>
+      <w:pPr>
+        <w:tabs>
+          <w:tab w:val="num" w:pos="5760"/>
+        </w:tabs>
+        <w:ind w:left="5760" w:hanging="360"/>
+      </w:pPr>
+      <w:rPr>
+        <w:rFonts w:ascii="Wingdings" w:hAnsi="Wingdings" w:hint="default"/>
+        <w:sz w:val="20"/>
+      </w:rPr>
+    </w:lvl>
+    <w:lvl w:ilvl="8" w:tentative="1">
+      <w:start w:val="1"/>
+      <w:numFmt w:val="bullet"/>
+      <w:lvlText w:val=""/>
+      <w:lvlJc w:val="left"/>
+      <w:pPr>
+        <w:tabs>
+          <w:tab w:val="num" w:pos="6480"/>
+        </w:tabs>
+        <w:ind w:left="6480" w:hanging="360"/>
+      </w:pPr>
+      <w:rPr>
+        <w:rFonts w:ascii="Wingdings" w:hAnsi="Wingdings" w:hint="default"/>
+        <w:sz w:val="20"/>
+      </w:rPr>
+    </w:lvl>
+  </w:abstractNum>
+  <w:abstractNum w:abstractNumId="1" w15:restartNumberingAfterBreak="0">
+    <w:nsid w:val="1D4803CB"/>
+    <w:multiLevelType w:val="multilevel"/>
+    <w:tmpl w:val="46AA4544"/>
+    <w:lvl w:ilvl="0">
+      <w:start w:val="1"/>
+      <w:numFmt w:val="bullet"/>
+      <w:lvlText w:val=""/>
+      <w:lvlJc w:val="left"/>
+      <w:pPr>
+        <w:tabs>
+          <w:tab w:val="num" w:pos="720"/>
+        </w:tabs>
+        <w:ind w:left="720" w:hanging="360"/>
+      </w:pPr>
+      <w:rPr>
+        <w:rFonts w:ascii="Symbol" w:hAnsi="Symbol" w:hint="default"/>
+        <w:sz w:val="20"/>
+      </w:rPr>
+    </w:lvl>
+    <w:lvl w:ilvl="1" w:tentative="1">
+      <w:start w:val="1"/>
+      <w:numFmt w:val="bullet"/>
+      <w:lvlText w:val="o"/>
+      <w:lvlJc w:val="left"/>
+      <w:pPr>
+        <w:tabs>
+          <w:tab w:val="num" w:pos="1440"/>
+        </w:tabs>
+        <w:ind w:left="1440" w:hanging="360"/>
+      </w:pPr>
+      <w:rPr>
+        <w:rFonts w:ascii="Courier New" w:hAnsi="Courier New" w:hint="default"/>
+        <w:sz w:val="20"/>
+      </w:rPr>
+    </w:lvl>
+    <w:lvl w:ilvl="2" w:tentative="1">
+      <w:start w:val="1"/>
+      <w:numFmt w:val="bullet"/>
+      <w:lvlText w:val=""/>
+      <w:lvlJc w:val="left"/>
+      <w:pPr>
+        <w:tabs>
+          <w:tab w:val="num" w:pos="2160"/>
+        </w:tabs>
+        <w:ind w:left="2160" w:hanging="360"/>
+      </w:pPr>
+      <w:rPr>
+        <w:rFonts w:ascii="Wingdings" w:hAnsi="Wingdings" w:hint="default"/>
+        <w:sz w:val="20"/>
+      </w:rPr>
+    </w:lvl>
+    <w:lvl w:ilvl="3" w:tentative="1">
+      <w:start w:val="1"/>
+      <w:numFmt w:val="bullet"/>
+      <w:lvlText w:val=""/>
+      <w:lvlJc w:val="left"/>
+      <w:pPr>
+        <w:tabs>
+          <w:tab w:val="num" w:pos="2880"/>
+        </w:tabs>
+        <w:ind w:left="2880" w:hanging="360"/>
+      </w:pPr>
+      <w:rPr>
+        <w:rFonts w:ascii="Wingdings" w:hAnsi="Wingdings" w:hint="default"/>
+        <w:sz w:val="20"/>
+      </w:rPr>
+    </w:lvl>
+    <w:lvl w:ilvl="4" w:tentative="1">
+      <w:start w:val="1"/>
+      <w:numFmt w:val="bullet"/>
+      <w:lvlText w:val=""/>
+      <w:lvlJc w:val="left"/>
+      <w:pPr>
+        <w:tabs>
+          <w:tab w:val="num" w:pos="3600"/>
+        </w:tabs>
+        <w:ind w:left="3600" w:hanging="360"/>
+      </w:pPr>
+      <w:rPr>
+        <w:rFonts w:ascii="Wingdings" w:hAnsi="Wingdings" w:hint="default"/>
+        <w:sz w:val="20"/>
+      </w:rPr>
+    </w:lvl>
+    <w:lvl w:ilvl="5" w:tentative="1">
+      <w:start w:val="1"/>
+      <w:numFmt w:val="bullet"/>
+      <w:lvlText w:val=""/>
+      <w:lvlJc w:val="left"/>
+      <w:pPr>
+        <w:tabs>
+          <w:tab w:val="num" w:pos="4320"/>
+        </w:tabs>
+        <w:ind w:left="4320" w:hanging="360"/>
+      </w:pPr>
+      <w:rPr>
+        <w:rFonts w:ascii="Wingdings" w:hAnsi="Wingdings" w:hint="default"/>
+        <w:sz w:val="20"/>
+      </w:rPr>
+    </w:lvl>
+    <w:lvl w:ilvl="6" w:tentative="1">
+      <w:start w:val="1"/>
+      <w:numFmt w:val="bullet"/>
+      <w:lvlText w:val=""/>
+      <w:lvlJc w:val="left"/>
+      <w:pPr>
+        <w:tabs>
+          <w:tab w:val="num" w:pos="5040"/>
+        </w:tabs>
+        <w:ind w:left="5040" w:hanging="360"/>
+      </w:pPr>
+      <w:rPr>
+        <w:rFonts w:ascii="Wingdings" w:hAnsi="Wingdings" w:hint="default"/>
+        <w:sz w:val="20"/>
+      </w:rPr>
+    </w:lvl>
+    <w:lvl w:ilvl="7" w:tentative="1">
+      <w:start w:val="1"/>
+      <w:numFmt w:val="bullet"/>
+      <w:lvlText w:val=""/>
+      <w:lvlJc w:val="left"/>
+      <w:pPr>
+        <w:tabs>
+          <w:tab w:val="num" w:pos="5760"/>
+        </w:tabs>
+        <w:ind w:left="5760" w:hanging="360"/>
+      </w:pPr>
+      <w:rPr>
+        <w:rFonts w:ascii="Wingdings" w:hAnsi="Wingdings" w:hint="default"/>
+        <w:sz w:val="20"/>
+      </w:rPr>
+    </w:lvl>
+    <w:lvl w:ilvl="8" w:tentative="1">
+      <w:start w:val="1"/>
+      <w:numFmt w:val="bullet"/>
+      <w:lvlText w:val=""/>
+      <w:lvlJc w:val="left"/>
+      <w:pPr>
+        <w:tabs>
+          <w:tab w:val="num" w:pos="6480"/>
+        </w:tabs>
+        <w:ind w:left="6480" w:hanging="360"/>
+      </w:pPr>
+      <w:rPr>
+        <w:rFonts w:ascii="Wingdings" w:hAnsi="Wingdings" w:hint="default"/>
+        <w:sz w:val="20"/>
+      </w:rPr>
+    </w:lvl>
+  </w:abstractNum>
+  <w:abstractNum w:abstractNumId="2" w15:restartNumberingAfterBreak="0">
+    <w:nsid w:val="1F220A50"/>
+    <w:multiLevelType w:val="multilevel"/>
+    <w:tmpl w:val="A95EFF70"/>
+    <w:lvl w:ilvl="0">
+      <w:start w:val="1"/>
+      <w:numFmt w:val="bullet"/>
+      <w:lvlText w:val=""/>
+      <w:lvlJc w:val="left"/>
+      <w:pPr>
+        <w:tabs>
+          <w:tab w:val="num" w:pos="720"/>
+        </w:tabs>
+        <w:ind w:left="720" w:hanging="360"/>
+      </w:pPr>
+      <w:rPr>
+        <w:rFonts w:ascii="Symbol" w:hAnsi="Symbol" w:hint="default"/>
+        <w:sz w:val="20"/>
+      </w:rPr>
+    </w:lvl>
+    <w:lvl w:ilvl="1" w:tentative="1">
+      <w:start w:val="1"/>
+      <w:numFmt w:val="bullet"/>
+      <w:lvlText w:val="o"/>
+      <w:lvlJc w:val="left"/>
+      <w:pPr>
+        <w:tabs>
+          <w:tab w:val="num" w:pos="1440"/>
+        </w:tabs>
+        <w:ind w:left="1440" w:hanging="360"/>
+      </w:pPr>
+      <w:rPr>
+        <w:rFonts w:ascii="Courier New" w:hAnsi="Courier New" w:hint="default"/>
+        <w:sz w:val="20"/>
+      </w:rPr>
+    </w:lvl>
+    <w:lvl w:ilvl="2" w:tentative="1">
+      <w:start w:val="1"/>
+      <w:numFmt w:val="bullet"/>
+      <w:lvlText w:val=""/>
+      <w:lvlJc w:val="left"/>
+      <w:pPr>
+        <w:tabs>
+          <w:tab w:val="num" w:pos="2160"/>
+        </w:tabs>
+        <w:ind w:left="2160" w:hanging="360"/>
+      </w:pPr>
+      <w:rPr>
+        <w:rFonts w:ascii="Wingdings" w:hAnsi="Wingdings" w:hint="default"/>
+        <w:sz w:val="20"/>
+      </w:rPr>
+    </w:lvl>
+    <w:lvl w:ilvl="3" w:tentative="1">
+      <w:start w:val="1"/>
+      <w:numFmt w:val="bullet"/>
+      <w:lvlText w:val=""/>
+      <w:lvlJc w:val="left"/>
+      <w:pPr>
+        <w:tabs>
+          <w:tab w:val="num" w:pos="2880"/>
+        </w:tabs>
+        <w:ind w:left="2880" w:hanging="360"/>
+      </w:pPr>
+      <w:rPr>
+        <w:rFonts w:ascii="Wingdings" w:hAnsi="Wingdings" w:hint="default"/>
+        <w:sz w:val="20"/>
+      </w:rPr>
+    </w:lvl>
+    <w:lvl w:ilvl="4" w:tentative="1">
+      <w:start w:val="1"/>
+      <w:numFmt w:val="bullet"/>
+      <w:lvlText w:val=""/>
+      <w:lvlJc w:val="left"/>
+      <w:pPr>
+        <w:tabs>
+          <w:tab w:val="num" w:pos="3600"/>
+        </w:tabs>
+        <w:ind w:left="3600" w:hanging="360"/>
+      </w:pPr>
+      <w:rPr>
+        <w:rFonts w:ascii="Wingdings" w:hAnsi="Wingdings" w:hint="default"/>
+        <w:sz w:val="20"/>
+      </w:rPr>
+    </w:lvl>
+    <w:lvl w:ilvl="5" w:tentative="1">
+      <w:start w:val="1"/>
+      <w:numFmt w:val="bullet"/>
+      <w:lvlText w:val=""/>
+      <w:lvlJc w:val="left"/>
+      <w:pPr>
+        <w:tabs>
+          <w:tab w:val="num" w:pos="4320"/>
+        </w:tabs>
+        <w:ind w:left="4320" w:hanging="360"/>
+      </w:pPr>
+      <w:rPr>
+        <w:rFonts w:ascii="Wingdings" w:hAnsi="Wingdings" w:hint="default"/>
+        <w:sz w:val="20"/>
+      </w:rPr>
+    </w:lvl>
+    <w:lvl w:ilvl="6" w:tentative="1">
+      <w:start w:val="1"/>
+      <w:numFmt w:val="bullet"/>
+      <w:lvlText w:val=""/>
+      <w:lvlJc w:val="left"/>
+      <w:pPr>
+        <w:tabs>
+          <w:tab w:val="num" w:pos="5040"/>
+        </w:tabs>
+        <w:ind w:left="5040" w:hanging="360"/>
+      </w:pPr>
+      <w:rPr>
+        <w:rFonts w:ascii="Wingdings" w:hAnsi="Wingdings" w:hint="default"/>
+        <w:sz w:val="20"/>
+      </w:rPr>
+    </w:lvl>
+    <w:lvl w:ilvl="7" w:tentative="1">
+      <w:start w:val="1"/>
+      <w:numFmt w:val="bullet"/>
+      <w:lvlText w:val=""/>
+      <w:lvlJc w:val="left"/>
+      <w:pPr>
+        <w:tabs>
+          <w:tab w:val="num" w:pos="5760"/>
+        </w:tabs>
+        <w:ind w:left="5760" w:hanging="360"/>
+      </w:pPr>
+      <w:rPr>
+        <w:rFonts w:ascii="Wingdings" w:hAnsi="Wingdings" w:hint="default"/>
+        <w:sz w:val="20"/>
+      </w:rPr>
+    </w:lvl>
+    <w:lvl w:ilvl="8" w:tentative="1">
+      <w:start w:val="1"/>
+      <w:numFmt w:val="bullet"/>
+      <w:lvlText w:val=""/>
+      <w:lvlJc w:val="left"/>
+      <w:pPr>
+        <w:tabs>
+          <w:tab w:val="num" w:pos="6480"/>
+        </w:tabs>
+        <w:ind w:left="6480" w:hanging="360"/>
+      </w:pPr>
+      <w:rPr>
+        <w:rFonts w:ascii="Wingdings" w:hAnsi="Wingdings" w:hint="default"/>
+        <w:sz w:val="20"/>
+      </w:rPr>
+    </w:lvl>
+  </w:abstractNum>
+  <w:abstractNum w:abstractNumId="3" w15:restartNumberingAfterBreak="0">
+    <w:nsid w:val="21741473"/>
+    <w:multiLevelType w:val="multilevel"/>
+    <w:tmpl w:val="86563350"/>
+    <w:lvl w:ilvl="0">
+      <w:start w:val="1"/>
+      <w:numFmt w:val="bullet"/>
+      <w:lvlText w:val=""/>
+      <w:lvlJc w:val="left"/>
+      <w:pPr>
+        <w:tabs>
+          <w:tab w:val="num" w:pos="720"/>
+        </w:tabs>
+        <w:ind w:left="720" w:hanging="360"/>
+      </w:pPr>
+      <w:rPr>
+        <w:rFonts w:ascii="Symbol" w:hAnsi="Symbol" w:hint="default"/>
+        <w:sz w:val="20"/>
+      </w:rPr>
+    </w:lvl>
+    <w:lvl w:ilvl="1" w:tentative="1">
+      <w:start w:val="1"/>
+      <w:numFmt w:val="bullet"/>
+      <w:lvlText w:val=""/>
+      <w:lvlJc w:val="left"/>
+      <w:pPr>
+        <w:tabs>
+          <w:tab w:val="num" w:pos="1440"/>
+        </w:tabs>
+        <w:ind w:left="1440" w:hanging="360"/>
+      </w:pPr>
+      <w:rPr>
+        <w:rFonts w:ascii="Symbol" w:hAnsi="Symbol" w:hint="default"/>
+        <w:sz w:val="20"/>
+      </w:rPr>
+    </w:lvl>
+    <w:lvl w:ilvl="2" w:tentative="1">
+      <w:start w:val="1"/>
+      <w:numFmt w:val="bullet"/>
+      <w:lvlText w:val=""/>
+      <w:lvlJc w:val="left"/>
+      <w:pPr>
+        <w:tabs>
+          <w:tab w:val="num" w:pos="2160"/>
+        </w:tabs>
+        <w:ind w:left="2160" w:hanging="360"/>
+      </w:pPr>
+      <w:rPr>
+        <w:rFonts w:ascii="Symbol" w:hAnsi="Symbol" w:hint="default"/>
+        <w:sz w:val="20"/>
+      </w:rPr>
+    </w:lvl>
+    <w:lvl w:ilvl="3" w:tentative="1">
+      <w:start w:val="1"/>
+      <w:numFmt w:val="bullet"/>
+      <w:lvlText w:val=""/>
+      <w:lvlJc w:val="left"/>
+      <w:pPr>
+        <w:tabs>
+          <w:tab w:val="num" w:pos="2880"/>
+        </w:tabs>
+        <w:ind w:left="2880" w:hanging="360"/>
+      </w:pPr>
+      <w:rPr>
+        <w:rFonts w:ascii="Symbol" w:hAnsi="Symbol" w:hint="default"/>
+        <w:sz w:val="20"/>
+      </w:rPr>
+    </w:lvl>
+    <w:lvl w:ilvl="4" w:tentative="1">
+      <w:start w:val="1"/>
+      <w:numFmt w:val="bullet"/>
+      <w:lvlText w:val=""/>
+      <w:lvlJc w:val="left"/>
+      <w:pPr>
+        <w:tabs>
+          <w:tab w:val="num" w:pos="3600"/>
+        </w:tabs>
+        <w:ind w:left="3600" w:hanging="360"/>
+      </w:pPr>
+      <w:rPr>
+        <w:rFonts w:ascii="Symbol" w:hAnsi="Symbol" w:hint="default"/>
+        <w:sz w:val="20"/>
+      </w:rPr>
+    </w:lvl>
+    <w:lvl w:ilvl="5" w:tentative="1">
+      <w:start w:val="1"/>
+      <w:numFmt w:val="bullet"/>
+      <w:lvlText w:val=""/>
+      <w:lvlJc w:val="left"/>
+      <w:pPr>
+        <w:tabs>
+          <w:tab w:val="num" w:pos="4320"/>
+        </w:tabs>
+        <w:ind w:left="4320" w:hanging="360"/>
+      </w:pPr>
+      <w:rPr>
+        <w:rFonts w:ascii="Symbol" w:hAnsi="Symbol" w:hint="default"/>
+        <w:sz w:val="20"/>
+      </w:rPr>
+    </w:lvl>
+    <w:lvl w:ilvl="6" w:tentative="1">
+      <w:start w:val="1"/>
+      <w:numFmt w:val="bullet"/>
+      <w:lvlText w:val=""/>
+      <w:lvlJc w:val="left"/>
+      <w:pPr>
+        <w:tabs>
+          <w:tab w:val="num" w:pos="5040"/>
+        </w:tabs>
+        <w:ind w:left="5040" w:hanging="360"/>
+      </w:pPr>
+      <w:rPr>
+        <w:rFonts w:ascii="Symbol" w:hAnsi="Symbol" w:hint="default"/>
+        <w:sz w:val="20"/>
+      </w:rPr>
+    </w:lvl>
+    <w:lvl w:ilvl="7" w:tentative="1">
+      <w:start w:val="1"/>
+      <w:numFmt w:val="bullet"/>
+      <w:lvlText w:val=""/>
+      <w:lvlJc w:val="left"/>
+      <w:pPr>
+        <w:tabs>
+          <w:tab w:val="num" w:pos="5760"/>
+        </w:tabs>
+        <w:ind w:left="5760" w:hanging="360"/>
+      </w:pPr>
+      <w:rPr>
+        <w:rFonts w:ascii="Symbol" w:hAnsi="Symbol" w:hint="default"/>
+        <w:sz w:val="20"/>
+      </w:rPr>
+    </w:lvl>
+    <w:lvl w:ilvl="8" w:tentative="1">
+      <w:start w:val="1"/>
+      <w:numFmt w:val="bullet"/>
+      <w:lvlText w:val=""/>
+      <w:lvlJc w:val="left"/>
+      <w:pPr>
+        <w:tabs>
+          <w:tab w:val="num" w:pos="6480"/>
+        </w:tabs>
+        <w:ind w:left="6480" w:hanging="360"/>
+      </w:pPr>
+      <w:rPr>
+        <w:rFonts w:ascii="Symbol" w:hAnsi="Symbol" w:hint="default"/>
+        <w:sz w:val="20"/>
+      </w:rPr>
+    </w:lvl>
+  </w:abstractNum>
+  <w:abstractNum w:abstractNumId="4" w15:restartNumberingAfterBreak="0">
+    <w:nsid w:val="2E8E3067"/>
+    <w:multiLevelType w:val="multilevel"/>
+    <w:tmpl w:val="3E2681E2"/>
+    <w:lvl w:ilvl="0">
+      <w:start w:val="1"/>
+      <w:numFmt w:val="bullet"/>
+      <w:lvlText w:val=""/>
+      <w:lvlJc w:val="left"/>
+      <w:pPr>
+        <w:tabs>
+          <w:tab w:val="num" w:pos="720"/>
+        </w:tabs>
+        <w:ind w:left="720" w:hanging="360"/>
+      </w:pPr>
+      <w:rPr>
+        <w:rFonts w:ascii="Symbol" w:hAnsi="Symbol" w:hint="default"/>
+        <w:sz w:val="20"/>
+      </w:rPr>
+    </w:lvl>
+    <w:lvl w:ilvl="1" w:tentative="1">
+      <w:start w:val="1"/>
+      <w:numFmt w:val="bullet"/>
+      <w:lvlText w:val="o"/>
+      <w:lvlJc w:val="left"/>
+      <w:pPr>
+        <w:tabs>
+          <w:tab w:val="num" w:pos="1440"/>
+        </w:tabs>
+        <w:ind w:left="1440" w:hanging="360"/>
+      </w:pPr>
+      <w:rPr>
+        <w:rFonts w:ascii="Courier New" w:hAnsi="Courier New" w:hint="default"/>
+        <w:sz w:val="20"/>
+      </w:rPr>
+    </w:lvl>
+    <w:lvl w:ilvl="2" w:tentative="1">
+      <w:start w:val="1"/>
+      <w:numFmt w:val="bullet"/>
+      <w:lvlText w:val=""/>
+      <w:lvlJc w:val="left"/>
+      <w:pPr>
+        <w:tabs>
+          <w:tab w:val="num" w:pos="2160"/>
+        </w:tabs>
+        <w:ind w:left="2160" w:hanging="360"/>
+      </w:pPr>
+      <w:rPr>
+        <w:rFonts w:ascii="Wingdings" w:hAnsi="Wingdings" w:hint="default"/>
+        <w:sz w:val="20"/>
+      </w:rPr>
+    </w:lvl>
+    <w:lvl w:ilvl="3" w:tentative="1">
+      <w:start w:val="1"/>
+      <w:numFmt w:val="bullet"/>
+      <w:lvlText w:val=""/>
+      <w:lvlJc w:val="left"/>
+      <w:pPr>
+        <w:tabs>
+          <w:tab w:val="num" w:pos="2880"/>
+        </w:tabs>
+        <w:ind w:left="2880" w:hanging="360"/>
+      </w:pPr>
+      <w:rPr>
+        <w:rFonts w:ascii="Wingdings" w:hAnsi="Wingdings" w:hint="default"/>
+        <w:sz w:val="20"/>
+      </w:rPr>
+    </w:lvl>
+    <w:lvl w:ilvl="4" w:tentative="1">
+      <w:start w:val="1"/>
+      <w:numFmt w:val="bullet"/>
+      <w:lvlText w:val=""/>
+      <w:lvlJc w:val="left"/>
+      <w:pPr>
+        <w:tabs>
+          <w:tab w:val="num" w:pos="3600"/>
+        </w:tabs>
+        <w:ind w:left="3600" w:hanging="360"/>
+      </w:pPr>
+      <w:rPr>
+        <w:rFonts w:ascii="Wingdings" w:hAnsi="Wingdings" w:hint="default"/>
+        <w:sz w:val="20"/>
+      </w:rPr>
+    </w:lvl>
+    <w:lvl w:ilvl="5" w:tentative="1">
+      <w:start w:val="1"/>
+      <w:numFmt w:val="bullet"/>
+      <w:lvlText w:val=""/>
+      <w:lvlJc w:val="left"/>
+      <w:pPr>
+        <w:tabs>
+          <w:tab w:val="num" w:pos="4320"/>
+        </w:tabs>
+        <w:ind w:left="4320" w:hanging="360"/>
+      </w:pPr>
+      <w:rPr>
+        <w:rFonts w:ascii="Wingdings" w:hAnsi="Wingdings" w:hint="default"/>
+        <w:sz w:val="20"/>
+      </w:rPr>
+    </w:lvl>
+    <w:lvl w:ilvl="6" w:tentative="1">
+      <w:start w:val="1"/>
+      <w:numFmt w:val="bullet"/>
+      <w:lvlText w:val=""/>
+      <w:lvlJc w:val="left"/>
+      <w:pPr>
+        <w:tabs>
+          <w:tab w:val="num" w:pos="5040"/>
+        </w:tabs>
+        <w:ind w:left="5040" w:hanging="360"/>
+      </w:pPr>
+      <w:rPr>
+        <w:rFonts w:ascii="Wingdings" w:hAnsi="Wingdings" w:hint="default"/>
+        <w:sz w:val="20"/>
+      </w:rPr>
+    </w:lvl>
+    <w:lvl w:ilvl="7" w:tentative="1">
+      <w:start w:val="1"/>
+      <w:numFmt w:val="bullet"/>
+      <w:lvlText w:val=""/>
+      <w:lvlJc w:val="left"/>
+      <w:pPr>
+        <w:tabs>
+          <w:tab w:val="num" w:pos="5760"/>
+        </w:tabs>
+        <w:ind w:left="5760" w:hanging="360"/>
+      </w:pPr>
+      <w:rPr>
+        <w:rFonts w:ascii="Wingdings" w:hAnsi="Wingdings" w:hint="default"/>
+        <w:sz w:val="20"/>
+      </w:rPr>
+    </w:lvl>
+    <w:lvl w:ilvl="8" w:tentative="1">
+      <w:start w:val="1"/>
+      <w:numFmt w:val="bullet"/>
+      <w:lvlText w:val=""/>
+      <w:lvlJc w:val="left"/>
+      <w:pPr>
+        <w:tabs>
+          <w:tab w:val="num" w:pos="6480"/>
+        </w:tabs>
+        <w:ind w:left="6480" w:hanging="360"/>
+      </w:pPr>
+      <w:rPr>
+        <w:rFonts w:ascii="Wingdings" w:hAnsi="Wingdings" w:hint="default"/>
+        <w:sz w:val="20"/>
+      </w:rPr>
+    </w:lvl>
+  </w:abstractNum>
+  <w:abstractNum w:abstractNumId="5" w15:restartNumberingAfterBreak="0">
+    <w:nsid w:val="2FFC01C1"/>
+    <w:multiLevelType w:val="multilevel"/>
+    <w:tmpl w:val="0C8A6F2A"/>
+    <w:lvl w:ilvl="0">
+      <w:start w:val="1"/>
+      <w:numFmt w:val="bullet"/>
+      <w:lvlText w:val=""/>
+      <w:lvlJc w:val="left"/>
+      <w:pPr>
+        <w:tabs>
+          <w:tab w:val="num" w:pos="720"/>
+        </w:tabs>
+        <w:ind w:left="720" w:hanging="360"/>
+      </w:pPr>
+      <w:rPr>
+        <w:rFonts w:ascii="Symbol" w:hAnsi="Symbol" w:hint="default"/>
+        <w:sz w:val="20"/>
+      </w:rPr>
+    </w:lvl>
+    <w:lvl w:ilvl="1" w:tentative="1">
+      <w:start w:val="1"/>
+      <w:numFmt w:val="bullet"/>
+      <w:lvlText w:val="o"/>
+      <w:lvlJc w:val="left"/>
+      <w:pPr>
+        <w:tabs>
+          <w:tab w:val="num" w:pos="1440"/>
+        </w:tabs>
+        <w:ind w:left="1440" w:hanging="360"/>
+      </w:pPr>
+      <w:rPr>
+        <w:rFonts w:ascii="Courier New" w:hAnsi="Courier New" w:hint="default"/>
+        <w:sz w:val="20"/>
+      </w:rPr>
+    </w:lvl>
+    <w:lvl w:ilvl="2" w:tentative="1">
+      <w:start w:val="1"/>
+      <w:numFmt w:val="bullet"/>
+      <w:lvlText w:val=""/>
+      <w:lvlJc w:val="left"/>
+      <w:pPr>
+        <w:tabs>
+          <w:tab w:val="num" w:pos="2160"/>
+        </w:tabs>
+        <w:ind w:left="2160" w:hanging="360"/>
+      </w:pPr>
+      <w:rPr>
+        <w:rFonts w:ascii="Wingdings" w:hAnsi="Wingdings" w:hint="default"/>
+        <w:sz w:val="20"/>
+      </w:rPr>
+    </w:lvl>
+    <w:lvl w:ilvl="3" w:tentative="1">
+      <w:start w:val="1"/>
+      <w:numFmt w:val="bullet"/>
+      <w:lvlText w:val=""/>
+      <w:lvlJc w:val="left"/>
+      <w:pPr>
+        <w:tabs>
+          <w:tab w:val="num" w:pos="2880"/>
+        </w:tabs>
+        <w:ind w:left="2880" w:hanging="360"/>
+      </w:pPr>
+      <w:rPr>
+        <w:rFonts w:ascii="Wingdings" w:hAnsi="Wingdings" w:hint="default"/>
+        <w:sz w:val="20"/>
+      </w:rPr>
+    </w:lvl>
+    <w:lvl w:ilvl="4" w:tentative="1">
+      <w:start w:val="1"/>
+      <w:numFmt w:val="bullet"/>
+      <w:lvlText w:val=""/>
+      <w:lvlJc w:val="left"/>
+      <w:pPr>
+        <w:tabs>
+          <w:tab w:val="num" w:pos="3600"/>
+        </w:tabs>
+        <w:ind w:left="3600" w:hanging="360"/>
+      </w:pPr>
+      <w:rPr>
+        <w:rFonts w:ascii="Wingdings" w:hAnsi="Wingdings" w:hint="default"/>
+        <w:sz w:val="20"/>
+      </w:rPr>
+    </w:lvl>
+    <w:lvl w:ilvl="5" w:tentative="1">
+      <w:start w:val="1"/>
+      <w:numFmt w:val="bullet"/>
+      <w:lvlText w:val=""/>
+      <w:lvlJc w:val="left"/>
+      <w:pPr>
+        <w:tabs>
+          <w:tab w:val="num" w:pos="4320"/>
+        </w:tabs>
+        <w:ind w:left="4320" w:hanging="360"/>
+      </w:pPr>
+      <w:rPr>
+        <w:rFonts w:ascii="Wingdings" w:hAnsi="Wingdings" w:hint="default"/>
+        <w:sz w:val="20"/>
+      </w:rPr>
+    </w:lvl>
+    <w:lvl w:ilvl="6" w:tentative="1">
+      <w:start w:val="1"/>
+      <w:numFmt w:val="bullet"/>
+      <w:lvlText w:val=""/>
+      <w:lvlJc w:val="left"/>
+      <w:pPr>
+        <w:tabs>
+          <w:tab w:val="num" w:pos="5040"/>
+        </w:tabs>
+        <w:ind w:left="5040" w:hanging="360"/>
+      </w:pPr>
+      <w:rPr>
+        <w:rFonts w:ascii="Wingdings" w:hAnsi="Wingdings" w:hint="default"/>
+        <w:sz w:val="20"/>
+      </w:rPr>
+    </w:lvl>
+    <w:lvl w:ilvl="7" w:tentative="1">
+      <w:start w:val="1"/>
+      <w:numFmt w:val="bullet"/>
+      <w:lvlText w:val=""/>
+      <w:lvlJc w:val="left"/>
+      <w:pPr>
+        <w:tabs>
+          <w:tab w:val="num" w:pos="5760"/>
+        </w:tabs>
+        <w:ind w:left="5760" w:hanging="360"/>
+      </w:pPr>
+      <w:rPr>
+        <w:rFonts w:ascii="Wingdings" w:hAnsi="Wingdings" w:hint="default"/>
+        <w:sz w:val="20"/>
+      </w:rPr>
+    </w:lvl>
+    <w:lvl w:ilvl="8" w:tentative="1">
+      <w:start w:val="1"/>
+      <w:numFmt w:val="bullet"/>
+      <w:lvlText w:val=""/>
+      <w:lvlJc w:val="left"/>
+      <w:pPr>
+        <w:tabs>
+          <w:tab w:val="num" w:pos="6480"/>
+        </w:tabs>
+        <w:ind w:left="6480" w:hanging="360"/>
+      </w:pPr>
+      <w:rPr>
+        <w:rFonts w:ascii="Wingdings" w:hAnsi="Wingdings" w:hint="default"/>
+        <w:sz w:val="20"/>
+      </w:rPr>
+    </w:lvl>
+  </w:abstractNum>
+  <w:abstractNum w:abstractNumId="6" w15:restartNumberingAfterBreak="0">
+    <w:nsid w:val="7AE15794"/>
+    <w:multiLevelType w:val="multilevel"/>
+    <w:tmpl w:val="063CA9EE"/>
+    <w:lvl w:ilvl="0">
+      <w:start w:val="1"/>
+      <w:numFmt w:val="bullet"/>
+      <w:lvlText w:val=""/>
+      <w:lvlJc w:val="left"/>
+      <w:pPr>
+        <w:tabs>
+          <w:tab w:val="num" w:pos="720"/>
+        </w:tabs>
+        <w:ind w:left="720" w:hanging="360"/>
+      </w:pPr>
+      <w:rPr>
+        <w:rFonts w:ascii="Symbol" w:hAnsi="Symbol" w:hint="default"/>
+        <w:sz w:val="20"/>
+      </w:rPr>
+    </w:lvl>
+    <w:lvl w:ilvl="1" w:tentative="1">
+      <w:start w:val="1"/>
+      <w:numFmt w:val="bullet"/>
+      <w:lvlText w:val=""/>
+      <w:lvlJc w:val="left"/>
+      <w:pPr>
+        <w:tabs>
+          <w:tab w:val="num" w:pos="1440"/>
+        </w:tabs>
+        <w:ind w:left="1440" w:hanging="360"/>
+      </w:pPr>
+      <w:rPr>
+        <w:rFonts w:ascii="Symbol" w:hAnsi="Symbol" w:hint="default"/>
+        <w:sz w:val="20"/>
+      </w:rPr>
+    </w:lvl>
+    <w:lvl w:ilvl="2" w:tentative="1">
+      <w:start w:val="1"/>
+      <w:numFmt w:val="bullet"/>
+      <w:lvlText w:val=""/>
+      <w:lvlJc w:val="left"/>
+      <w:pPr>
+        <w:tabs>
+          <w:tab w:val="num" w:pos="2160"/>
+        </w:tabs>
+        <w:ind w:left="2160" w:hanging="360"/>
+      </w:pPr>
+      <w:rPr>
+        <w:rFonts w:ascii="Symbol" w:hAnsi="Symbol" w:hint="default"/>
+        <w:sz w:val="20"/>
+      </w:rPr>
+    </w:lvl>
+    <w:lvl w:ilvl="3" w:tentative="1">
+      <w:start w:val="1"/>
+      <w:numFmt w:val="bullet"/>
+      <w:lvlText w:val=""/>
+      <w:lvlJc w:val="left"/>
+      <w:pPr>
+        <w:tabs>
+          <w:tab w:val="num" w:pos="2880"/>
+        </w:tabs>
+        <w:ind w:left="2880" w:hanging="360"/>
+      </w:pPr>
+      <w:rPr>
+        <w:rFonts w:ascii="Symbol" w:hAnsi="Symbol" w:hint="default"/>
+        <w:sz w:val="20"/>
+      </w:rPr>
+    </w:lvl>
+    <w:lvl w:ilvl="4" w:tentative="1">
+      <w:start w:val="1"/>
+      <w:numFmt w:val="bullet"/>
+      <w:lvlText w:val=""/>
+      <w:lvlJc w:val="left"/>
+      <w:pPr>
+        <w:tabs>
+          <w:tab w:val="num" w:pos="3600"/>
+        </w:tabs>
+        <w:ind w:left="3600" w:hanging="360"/>
+      </w:pPr>
+      <w:rPr>
+        <w:rFonts w:ascii="Symbol" w:hAnsi="Symbol" w:hint="default"/>
+        <w:sz w:val="20"/>
+      </w:rPr>
+    </w:lvl>
+    <w:lvl w:ilvl="5" w:tentative="1">
+      <w:start w:val="1"/>
+      <w:numFmt w:val="bullet"/>
+      <w:lvlText w:val=""/>
+      <w:lvlJc w:val="left"/>
+      <w:pPr>
+        <w:tabs>
+          <w:tab w:val="num" w:pos="4320"/>
+        </w:tabs>
+        <w:ind w:left="4320" w:hanging="360"/>
+      </w:pPr>
+      <w:rPr>
+        <w:rFonts w:ascii="Symbol" w:hAnsi="Symbol" w:hint="default"/>
+        <w:sz w:val="20"/>
+      </w:rPr>
+    </w:lvl>
+    <w:lvl w:ilvl="6" w:tentative="1">
+      <w:start w:val="1"/>
+      <w:numFmt w:val="bullet"/>
+      <w:lvlText w:val=""/>
+      <w:lvlJc w:val="left"/>
+      <w:pPr>
+        <w:tabs>
+          <w:tab w:val="num" w:pos="5040"/>
+        </w:tabs>
+        <w:ind w:left="5040" w:hanging="360"/>
+      </w:pPr>
+      <w:rPr>
+        <w:rFonts w:ascii="Symbol" w:hAnsi="Symbol" w:hint="default"/>
+        <w:sz w:val="20"/>
+      </w:rPr>
+    </w:lvl>
+    <w:lvl w:ilvl="7" w:tentative="1">
+      <w:start w:val="1"/>
+      <w:numFmt w:val="bullet"/>
+      <w:lvlText w:val=""/>
+      <w:lvlJc w:val="left"/>
+      <w:pPr>
+        <w:tabs>
+          <w:tab w:val="num" w:pos="5760"/>
+        </w:tabs>
+        <w:ind w:left="5760" w:hanging="360"/>
+      </w:pPr>
+      <w:rPr>
+        <w:rFonts w:ascii="Symbol" w:hAnsi="Symbol" w:hint="default"/>
+        <w:sz w:val="20"/>
+      </w:rPr>
+    </w:lvl>
+    <w:lvl w:ilvl="8" w:tentative="1">
+      <w:start w:val="1"/>
+      <w:numFmt w:val="bullet"/>
+      <w:lvlText w:val=""/>
+      <w:lvlJc w:val="left"/>
+      <w:pPr>
+        <w:tabs>
+          <w:tab w:val="num" w:pos="6480"/>
+        </w:tabs>
+        <w:ind w:left="6480" w:hanging="360"/>
+      </w:pPr>
+      <w:rPr>
+        <w:rFonts w:ascii="Symbol" w:hAnsi="Symbol" w:hint="default"/>
+        <w:sz w:val="20"/>
+      </w:rPr>
+    </w:lvl>
+  </w:abstractNum>
+  <w:num w:numId="1" w16cid:durableId="1401369090">
+    <w:abstractNumId w:val="1"/>
+  </w:num>
+  <w:num w:numId="2" w16cid:durableId="127551095">
+    <w:abstractNumId w:val="5"/>
+  </w:num>
+  <w:num w:numId="3" w16cid:durableId="1607998396">
+    <w:abstractNumId w:val="6"/>
+  </w:num>
+  <w:num w:numId="4" w16cid:durableId="1693802422">
+    <w:abstractNumId w:val="3"/>
+  </w:num>
+  <w:num w:numId="5" w16cid:durableId="19819834">
+    <w:abstractNumId w:val="2"/>
+  </w:num>
+  <w:num w:numId="6" w16cid:durableId="812452922">
+    <w:abstractNumId w:val="0"/>
+  </w:num>
+  <w:num w:numId="7" w16cid:durableId="349725390">
+    <w:abstractNumId w:val="4"/>
+  </w:num>
+</w:numbering>
 </file>
 
 <file path=word/styles.xml><?xml version="1.0" encoding="utf-8"?>
@@ -627,7 +2654,6 @@
   <w:style w:type="character" w:default="1" w:styleId="DefaultParagraphFont">
     <w:name w:val="Default Paragraph Font"/>
     <w:uiPriority w:val="1"/>
-    <w:semiHidden/>
     <w:unhideWhenUsed/>
   </w:style>
   <w:style w:type="table" w:default="1" w:styleId="TableNormal">
